--- a/6sem/DBMS/1/отчет.docx
+++ b/6sem/DBMS/1/отчет.docx
@@ -1621,12 +1621,40 @@
       <w:r>
         <w:rPr>
           <w:rFonts w:cs="Courier New" w:ascii="Adwaita Sans" w:hAnsi="Adwaita Sans"/>
+          <w:b/>
+          <w:bCs/>
+          <w:sz w:val="24"/>
+          <w:szCs w:val="24"/>
+        </w:rPr>
+        <w:t>4.</w:t>
+      </w:r>
+      <w:r>
+        <w:rPr>
+          <w:rFonts w:cs="Courier New" w:ascii="Adwaita Sans" w:hAnsi="Adwaita Sans"/>
           <w:b w:val="false"/>
           <w:bCs w:val="false"/>
           <w:sz w:val="24"/>
           <w:szCs w:val="24"/>
         </w:rPr>
         <w:t>Логическая модель</w:t>
+      </w:r>
+    </w:p>
+    <w:p>
+      <w:pPr>
+        <w:pStyle w:val="Normal"/>
+        <w:spacing w:before="0" w:after="200"/>
+        <w:rPr>
+          <w:rFonts w:cs="Courier New"/>
+          <w:b/>
+        </w:rPr>
+      </w:pPr>
+      <w:r>
+        <w:rPr>
+          <w:rFonts w:cs="Courier New" w:ascii="Adwaita Sans" w:hAnsi="Adwaita Sans"/>
+          <w:b/>
+          <w:sz w:val="24"/>
+          <w:szCs w:val="24"/>
+        </w:rPr>
       </w:r>
     </w:p>
     <w:p>
@@ -1700,6 +1728,7 @@
         <w:rPr>
           <w:rFonts w:ascii="Adwaita Sans" w:hAnsi="Adwaita Sans" w:cs="Courier New"/>
           <w:b/>
+          <w:bCs/>
           <w:sz w:val="24"/>
           <w:szCs w:val="24"/>
         </w:rPr>
@@ -1708,6 +1737,646 @@
         <w:rPr>
           <w:rFonts w:cs="Courier New" w:ascii="Adwaita Sans" w:hAnsi="Adwaita Sans"/>
           <w:b/>
+          <w:bCs/>
+          <w:sz w:val="24"/>
+          <w:szCs w:val="24"/>
+        </w:rPr>
+        <w:t>5.Code style</w:t>
+      </w:r>
+    </w:p>
+    <w:p>
+      <w:pPr>
+        <w:pStyle w:val="BodyText"/>
+        <w:spacing w:before="0" w:after="200"/>
+        <w:rPr>
+          <w:rFonts w:ascii="Adwaita Sans" w:hAnsi="Adwaita Sans" w:cs="Courier New"/>
+          <w:b w:val="false"/>
+          <w:bCs w:val="false"/>
+          <w:sz w:val="24"/>
+          <w:szCs w:val="24"/>
+        </w:rPr>
+      </w:pPr>
+      <w:bookmarkStart w:id="0" w:name="p-rc_b2a9e7c4c4abfa3c-141"/>
+      <w:bookmarkEnd w:id="0"/>
+      <w:r>
+        <w:rPr>
+          <w:rFonts w:cs="Courier New" w:ascii="Adwaita Sans" w:hAnsi="Adwaita Sans"/>
+          <w:b w:val="false"/>
+          <w:bCs w:val="false"/>
+          <w:sz w:val="24"/>
+          <w:szCs w:val="24"/>
+        </w:rPr>
+        <w:t xml:space="preserve">В качестве стандарта оформления SQL-кода было выбрано руководство </w:t>
+      </w:r>
+      <w:r>
+        <w:rPr>
+          <w:rFonts w:cs="Courier New" w:ascii="Adwaita Sans" w:hAnsi="Adwaita Sans"/>
+          <w:b/>
+          <w:bCs w:val="false"/>
+          <w:sz w:val="24"/>
+          <w:szCs w:val="24"/>
+        </w:rPr>
+        <w:t>SQL Style Guide</w:t>
+      </w:r>
+      <w:r>
+        <w:rPr>
+          <w:rFonts w:cs="Courier New" w:ascii="Adwaita Sans" w:hAnsi="Adwaita Sans"/>
+          <w:b w:val="false"/>
+          <w:bCs w:val="false"/>
+          <w:sz w:val="24"/>
+          <w:szCs w:val="24"/>
+        </w:rPr>
+        <w:t>.</w:t>
+      </w:r>
+    </w:p>
+    <w:p>
+      <w:pPr>
+        <w:pStyle w:val="BodyText"/>
+        <w:spacing w:before="0" w:after="200"/>
+        <w:rPr>
+          <w:rFonts w:ascii="Adwaita Sans" w:hAnsi="Adwaita Sans" w:cs="Courier New"/>
+          <w:b/>
+          <w:sz w:val="24"/>
+          <w:szCs w:val="24"/>
+        </w:rPr>
+      </w:pPr>
+      <w:r>
+        <w:rPr>
+          <w:rFonts w:cs="Courier New" w:ascii="Adwaita Sans" w:hAnsi="Adwaita Sans"/>
+          <w:b/>
+          <w:sz w:val="24"/>
+          <w:szCs w:val="24"/>
+        </w:rPr>
+        <w:t>Лексические правила (Именование):</w:t>
+      </w:r>
+    </w:p>
+    <w:p>
+      <w:pPr>
+        <w:pStyle w:val="BodyText"/>
+        <w:numPr>
+          <w:ilvl w:val="0"/>
+          <w:numId w:val="1"/>
+        </w:numPr>
+        <w:tabs>
+          <w:tab w:val="clear" w:pos="708"/>
+          <w:tab w:val="left" w:pos="0" w:leader="none"/>
+        </w:tabs>
+        <w:spacing w:before="0" w:after="200"/>
+        <w:ind w:hanging="283" w:left="709"/>
+        <w:rPr>
+          <w:rFonts w:ascii="Adwaita Sans" w:hAnsi="Adwaita Sans" w:cs="Courier New"/>
+          <w:sz w:val="24"/>
+          <w:szCs w:val="24"/>
+        </w:rPr>
+      </w:pPr>
+      <w:r>
+        <w:rPr>
+          <w:rFonts w:cs="Courier New" w:ascii="Adwaita Sans" w:hAnsi="Adwaita Sans"/>
+          <w:b/>
+          <w:sz w:val="24"/>
+          <w:szCs w:val="24"/>
+        </w:rPr>
+        <w:t>Регистр:</w:t>
+      </w:r>
+      <w:r>
+        <w:rPr>
+          <w:rFonts w:cs="Courier New" w:ascii="Adwaita Sans" w:hAnsi="Adwaita Sans"/>
+          <w:sz w:val="24"/>
+          <w:szCs w:val="24"/>
+        </w:rPr>
+        <w:t xml:space="preserve"> Для названий таблиц, столбцов и других объектов базы данных используется </w:t>
+      </w:r>
+      <w:r>
+        <w:rPr>
+          <w:rStyle w:val="Style16"/>
+          <w:rFonts w:ascii="Adwaita Sans" w:hAnsi="Adwaita Sans"/>
+          <w:sz w:val="24"/>
+          <w:szCs w:val="24"/>
+        </w:rPr>
+        <w:t>snake_case</w:t>
+      </w:r>
+      <w:r>
+        <w:rPr>
+          <w:rFonts w:cs="Courier New" w:ascii="Adwaita Sans" w:hAnsi="Adwaita Sans"/>
+          <w:sz w:val="24"/>
+          <w:szCs w:val="24"/>
+        </w:rPr>
+        <w:t xml:space="preserve"> (строчные буквы с разделением слов нижним подчеркиванием).</w:t>
+      </w:r>
+    </w:p>
+    <w:p>
+      <w:pPr>
+        <w:pStyle w:val="BodyText"/>
+        <w:numPr>
+          <w:ilvl w:val="0"/>
+          <w:numId w:val="1"/>
+        </w:numPr>
+        <w:tabs>
+          <w:tab w:val="clear" w:pos="708"/>
+          <w:tab w:val="left" w:pos="0" w:leader="none"/>
+        </w:tabs>
+        <w:spacing w:before="0" w:after="200"/>
+        <w:ind w:hanging="283" w:left="709"/>
+        <w:rPr>
+          <w:rFonts w:ascii="Adwaita Sans" w:hAnsi="Adwaita Sans" w:cs="Courier New"/>
+          <w:sz w:val="24"/>
+          <w:szCs w:val="24"/>
+        </w:rPr>
+      </w:pPr>
+      <w:r>
+        <w:rPr>
+          <w:rFonts w:cs="Courier New" w:ascii="Adwaita Sans" w:hAnsi="Adwaita Sans"/>
+          <w:b/>
+          <w:sz w:val="24"/>
+          <w:szCs w:val="24"/>
+        </w:rPr>
+        <w:t>Таблицы:</w:t>
+      </w:r>
+      <w:r>
+        <w:rPr>
+          <w:rFonts w:cs="Courier New" w:ascii="Adwaita Sans" w:hAnsi="Adwaita Sans"/>
+          <w:sz w:val="24"/>
+          <w:szCs w:val="24"/>
+        </w:rPr>
+        <w:t xml:space="preserve"> Названия таблиц задаются во множественном числе (например, </w:t>
+      </w:r>
+      <w:r>
+        <w:rPr>
+          <w:rStyle w:val="Style16"/>
+          <w:rFonts w:ascii="Adwaita Sans" w:hAnsi="Adwaita Sans"/>
+          <w:sz w:val="24"/>
+          <w:szCs w:val="24"/>
+        </w:rPr>
+        <w:t>clients</w:t>
+      </w:r>
+      <w:r>
+        <w:rPr>
+          <w:rFonts w:cs="Courier New" w:ascii="Adwaita Sans" w:hAnsi="Adwaita Sans"/>
+          <w:sz w:val="24"/>
+          <w:szCs w:val="24"/>
+        </w:rPr>
+        <w:t xml:space="preserve">, </w:t>
+      </w:r>
+      <w:r>
+        <w:rPr>
+          <w:rStyle w:val="Style16"/>
+          <w:rFonts w:ascii="Adwaita Sans" w:hAnsi="Adwaita Sans"/>
+          <w:sz w:val="24"/>
+          <w:szCs w:val="24"/>
+        </w:rPr>
+        <w:t>accounts</w:t>
+      </w:r>
+      <w:r>
+        <w:rPr>
+          <w:rFonts w:cs="Courier New" w:ascii="Adwaita Sans" w:hAnsi="Adwaita Sans"/>
+          <w:sz w:val="24"/>
+          <w:szCs w:val="24"/>
+        </w:rPr>
+        <w:t xml:space="preserve">, </w:t>
+      </w:r>
+      <w:r>
+        <w:rPr>
+          <w:rStyle w:val="Style16"/>
+          <w:rFonts w:ascii="Adwaita Sans" w:hAnsi="Adwaita Sans"/>
+          <w:sz w:val="24"/>
+          <w:szCs w:val="24"/>
+        </w:rPr>
+        <w:t>payments</w:t>
+      </w:r>
+      <w:r>
+        <w:rPr>
+          <w:rFonts w:cs="Courier New" w:ascii="Adwaita Sans" w:hAnsi="Adwaita Sans"/>
+          <w:sz w:val="24"/>
+          <w:szCs w:val="24"/>
+        </w:rPr>
+        <w:t>).</w:t>
+      </w:r>
+    </w:p>
+    <w:p>
+      <w:pPr>
+        <w:pStyle w:val="BodyText"/>
+        <w:numPr>
+          <w:ilvl w:val="0"/>
+          <w:numId w:val="1"/>
+        </w:numPr>
+        <w:tabs>
+          <w:tab w:val="clear" w:pos="708"/>
+          <w:tab w:val="left" w:pos="0" w:leader="none"/>
+        </w:tabs>
+        <w:spacing w:before="0" w:after="200"/>
+        <w:ind w:hanging="283" w:left="709"/>
+        <w:rPr>
+          <w:rFonts w:ascii="Adwaita Sans" w:hAnsi="Adwaita Sans" w:cs="Courier New"/>
+          <w:sz w:val="24"/>
+          <w:szCs w:val="24"/>
+        </w:rPr>
+      </w:pPr>
+      <w:r>
+        <w:rPr>
+          <w:rFonts w:cs="Courier New" w:ascii="Adwaita Sans" w:hAnsi="Adwaita Sans"/>
+          <w:b/>
+          <w:sz w:val="24"/>
+          <w:szCs w:val="24"/>
+        </w:rPr>
+        <w:t>Ключи:</w:t>
+      </w:r>
+      <w:r>
+        <w:rPr>
+          <w:rFonts w:cs="Courier New" w:ascii="Adwaita Sans" w:hAnsi="Adwaita Sans"/>
+          <w:sz w:val="24"/>
+          <w:szCs w:val="24"/>
+        </w:rPr>
+        <w:t xml:space="preserve"> Первичный ключ всегда называется </w:t>
+      </w:r>
+      <w:r>
+        <w:rPr>
+          <w:rStyle w:val="Style16"/>
+          <w:rFonts w:ascii="Adwaita Sans" w:hAnsi="Adwaita Sans"/>
+          <w:sz w:val="24"/>
+          <w:szCs w:val="24"/>
+        </w:rPr>
+        <w:t>id</w:t>
+      </w:r>
+      <w:r>
+        <w:rPr>
+          <w:rFonts w:cs="Courier New" w:ascii="Adwaita Sans" w:hAnsi="Adwaita Sans"/>
+          <w:sz w:val="24"/>
+          <w:szCs w:val="24"/>
+        </w:rPr>
+        <w:t xml:space="preserve">. Внешние ключи начинаются с префикса </w:t>
+      </w:r>
+      <w:r>
+        <w:rPr>
+          <w:rStyle w:val="Style16"/>
+          <w:rFonts w:ascii="Adwaita Sans" w:hAnsi="Adwaita Sans"/>
+          <w:sz w:val="24"/>
+          <w:szCs w:val="24"/>
+        </w:rPr>
+        <w:t>id_</w:t>
+      </w:r>
+      <w:r>
+        <w:rPr>
+          <w:rFonts w:cs="Courier New" w:ascii="Adwaita Sans" w:hAnsi="Adwaita Sans"/>
+          <w:sz w:val="24"/>
+          <w:szCs w:val="24"/>
+        </w:rPr>
+        <w:t xml:space="preserve"> и содержат название сущности в единственном числе (например, </w:t>
+      </w:r>
+      <w:r>
+        <w:rPr>
+          <w:rStyle w:val="Style16"/>
+          <w:rFonts w:ascii="Adwaita Sans" w:hAnsi="Adwaita Sans"/>
+          <w:sz w:val="24"/>
+          <w:szCs w:val="24"/>
+        </w:rPr>
+        <w:t>id_client</w:t>
+      </w:r>
+      <w:r>
+        <w:rPr>
+          <w:rFonts w:cs="Courier New" w:ascii="Adwaita Sans" w:hAnsi="Adwaita Sans"/>
+          <w:sz w:val="24"/>
+          <w:szCs w:val="24"/>
+        </w:rPr>
+        <w:t xml:space="preserve">, </w:t>
+      </w:r>
+      <w:r>
+        <w:rPr>
+          <w:rStyle w:val="Style16"/>
+          <w:rFonts w:ascii="Adwaita Sans" w:hAnsi="Adwaita Sans"/>
+          <w:sz w:val="24"/>
+          <w:szCs w:val="24"/>
+        </w:rPr>
+        <w:t>id_status</w:t>
+      </w:r>
+      <w:r>
+        <w:rPr>
+          <w:rFonts w:cs="Courier New" w:ascii="Adwaita Sans" w:hAnsi="Adwaita Sans"/>
+          <w:sz w:val="24"/>
+          <w:szCs w:val="24"/>
+        </w:rPr>
+        <w:t>), либо уточняют роль, если ссылок на одну таблицу несколько (</w:t>
+      </w:r>
+      <w:r>
+        <w:rPr>
+          <w:rStyle w:val="Style16"/>
+          <w:rFonts w:ascii="Adwaita Sans" w:hAnsi="Adwaita Sans"/>
+          <w:sz w:val="24"/>
+          <w:szCs w:val="24"/>
+        </w:rPr>
+        <w:t>id_account_from</w:t>
+      </w:r>
+      <w:r>
+        <w:rPr>
+          <w:rFonts w:cs="Courier New" w:ascii="Adwaita Sans" w:hAnsi="Adwaita Sans"/>
+          <w:sz w:val="24"/>
+          <w:szCs w:val="24"/>
+        </w:rPr>
+        <w:t xml:space="preserve">, </w:t>
+      </w:r>
+      <w:r>
+        <w:rPr>
+          <w:rStyle w:val="Style16"/>
+          <w:rFonts w:ascii="Adwaita Sans" w:hAnsi="Adwaita Sans"/>
+          <w:sz w:val="24"/>
+          <w:szCs w:val="24"/>
+        </w:rPr>
+        <w:t>id_account_to</w:t>
+      </w:r>
+      <w:r>
+        <w:rPr>
+          <w:rFonts w:cs="Courier New" w:ascii="Adwaita Sans" w:hAnsi="Adwaita Sans"/>
+          <w:sz w:val="24"/>
+          <w:szCs w:val="24"/>
+        </w:rPr>
+        <w:t>).</w:t>
+      </w:r>
+    </w:p>
+    <w:p>
+      <w:pPr>
+        <w:pStyle w:val="BodyText"/>
+        <w:spacing w:before="0" w:after="200"/>
+        <w:rPr>
+          <w:rFonts w:ascii="Adwaita Sans" w:hAnsi="Adwaita Sans" w:cs="Courier New"/>
+          <w:b/>
+          <w:sz w:val="24"/>
+          <w:szCs w:val="24"/>
+        </w:rPr>
+      </w:pPr>
+      <w:r>
+        <w:rPr>
+          <w:rFonts w:cs="Courier New" w:ascii="Adwaita Sans" w:hAnsi="Adwaita Sans"/>
+          <w:b/>
+          <w:sz w:val="24"/>
+          <w:szCs w:val="24"/>
+        </w:rPr>
+        <w:t>Синтаксические правила (Форматирование):</w:t>
+      </w:r>
+    </w:p>
+    <w:p>
+      <w:pPr>
+        <w:pStyle w:val="BodyText"/>
+        <w:numPr>
+          <w:ilvl w:val="0"/>
+          <w:numId w:val="2"/>
+        </w:numPr>
+        <w:tabs>
+          <w:tab w:val="clear" w:pos="708"/>
+          <w:tab w:val="left" w:pos="0" w:leader="none"/>
+        </w:tabs>
+        <w:spacing w:before="0" w:after="200"/>
+        <w:ind w:hanging="283" w:left="709"/>
+        <w:rPr>
+          <w:rFonts w:ascii="Adwaita Sans" w:hAnsi="Adwaita Sans" w:cs="Courier New"/>
+          <w:sz w:val="24"/>
+          <w:szCs w:val="24"/>
+        </w:rPr>
+      </w:pPr>
+      <w:r>
+        <w:rPr>
+          <w:rFonts w:cs="Courier New" w:ascii="Adwaita Sans" w:hAnsi="Adwaita Sans"/>
+          <w:b/>
+          <w:sz w:val="24"/>
+          <w:szCs w:val="24"/>
+        </w:rPr>
+        <w:t>Ключевые слова:</w:t>
+      </w:r>
+      <w:r>
+        <w:rPr>
+          <w:rFonts w:cs="Courier New" w:ascii="Adwaita Sans" w:hAnsi="Adwaita Sans"/>
+          <w:sz w:val="24"/>
+          <w:szCs w:val="24"/>
+        </w:rPr>
+        <w:t xml:space="preserve"> Все зарезервированные слова SQL (SELECT, FROM, CREATE, TABLE, INT и т.д.) пишутся в верхнем регистре (</w:t>
+      </w:r>
+      <w:r>
+        <w:rPr>
+          <w:rStyle w:val="Style16"/>
+          <w:rFonts w:ascii="Adwaita Sans" w:hAnsi="Adwaita Sans"/>
+          <w:sz w:val="24"/>
+          <w:szCs w:val="24"/>
+        </w:rPr>
+        <w:t>UPPERCASE</w:t>
+      </w:r>
+      <w:r>
+        <w:rPr>
+          <w:rFonts w:cs="Courier New" w:ascii="Adwaita Sans" w:hAnsi="Adwaita Sans"/>
+          <w:sz w:val="24"/>
+          <w:szCs w:val="24"/>
+        </w:rPr>
+        <w:t>).</w:t>
+      </w:r>
+    </w:p>
+    <w:p>
+      <w:pPr>
+        <w:pStyle w:val="BodyText"/>
+        <w:numPr>
+          <w:ilvl w:val="0"/>
+          <w:numId w:val="2"/>
+        </w:numPr>
+        <w:tabs>
+          <w:tab w:val="clear" w:pos="708"/>
+          <w:tab w:val="left" w:pos="0" w:leader="none"/>
+        </w:tabs>
+        <w:spacing w:before="0" w:after="200"/>
+        <w:ind w:hanging="283" w:left="709"/>
+        <w:rPr>
+          <w:rFonts w:ascii="Adwaita Sans" w:hAnsi="Adwaita Sans" w:cs="Courier New"/>
+          <w:sz w:val="24"/>
+          <w:szCs w:val="24"/>
+        </w:rPr>
+      </w:pPr>
+      <w:r>
+        <w:rPr>
+          <w:rFonts w:cs="Courier New" w:ascii="Adwaita Sans" w:hAnsi="Adwaita Sans"/>
+          <w:b/>
+          <w:sz w:val="24"/>
+          <w:szCs w:val="24"/>
+        </w:rPr>
+        <w:t>Отступы:</w:t>
+      </w:r>
+      <w:r>
+        <w:rPr>
+          <w:rFonts w:cs="Courier New" w:ascii="Adwaita Sans" w:hAnsi="Adwaita Sans"/>
+          <w:sz w:val="24"/>
+          <w:szCs w:val="24"/>
+        </w:rPr>
+        <w:t xml:space="preserve"> Для логического разделения блоков кода используются отступы в 4 пробела (табуляция не используется).</w:t>
+      </w:r>
+    </w:p>
+    <w:p>
+      <w:pPr>
+        <w:pStyle w:val="BodyText"/>
+        <w:numPr>
+          <w:ilvl w:val="0"/>
+          <w:numId w:val="2"/>
+        </w:numPr>
+        <w:tabs>
+          <w:tab w:val="clear" w:pos="708"/>
+          <w:tab w:val="left" w:pos="0" w:leader="none"/>
+        </w:tabs>
+        <w:spacing w:before="0" w:after="200"/>
+        <w:ind w:hanging="283" w:left="709"/>
+        <w:rPr>
+          <w:rFonts w:ascii="Adwaita Sans" w:hAnsi="Adwaita Sans" w:cs="Courier New"/>
+          <w:sz w:val="24"/>
+          <w:szCs w:val="24"/>
+        </w:rPr>
+      </w:pPr>
+      <w:r>
+        <w:rPr>
+          <w:rFonts w:cs="Courier New" w:ascii="Adwaita Sans" w:hAnsi="Adwaita Sans"/>
+          <w:b/>
+          <w:sz w:val="24"/>
+          <w:szCs w:val="24"/>
+        </w:rPr>
+        <w:t>Перенос строк:</w:t>
+      </w:r>
+      <w:r>
+        <w:rPr>
+          <w:rFonts w:cs="Courier New" w:ascii="Adwaita Sans" w:hAnsi="Adwaita Sans"/>
+          <w:sz w:val="24"/>
+          <w:szCs w:val="24"/>
+        </w:rPr>
+        <w:t xml:space="preserve"> В инструкциях </w:t>
+      </w:r>
+      <w:r>
+        <w:rPr>
+          <w:rStyle w:val="Style16"/>
+          <w:rFonts w:ascii="Adwaita Sans" w:hAnsi="Adwaita Sans"/>
+          <w:sz w:val="24"/>
+          <w:szCs w:val="24"/>
+        </w:rPr>
+        <w:t>CREATE TABLE</w:t>
+      </w:r>
+      <w:r>
+        <w:rPr>
+          <w:rFonts w:cs="Courier New" w:ascii="Adwaita Sans" w:hAnsi="Adwaita Sans"/>
+          <w:sz w:val="24"/>
+          <w:szCs w:val="24"/>
+        </w:rPr>
+        <w:t xml:space="preserve"> каждое определение столбца пишется на новой строке. В </w:t>
+      </w:r>
+      <w:r>
+        <w:rPr>
+          <w:rStyle w:val="Style16"/>
+          <w:rFonts w:ascii="Adwaita Sans" w:hAnsi="Adwaita Sans"/>
+          <w:sz w:val="24"/>
+          <w:szCs w:val="24"/>
+        </w:rPr>
+        <w:t>SELECT</w:t>
+      </w:r>
+      <w:r>
+        <w:rPr>
+          <w:rFonts w:cs="Courier New" w:ascii="Adwaita Sans" w:hAnsi="Adwaita Sans"/>
+          <w:sz w:val="24"/>
+          <w:szCs w:val="24"/>
+        </w:rPr>
+        <w:t xml:space="preserve"> каждый запрашиваемый столбец пишется на новой строке с отступом.</w:t>
+      </w:r>
+    </w:p>
+    <w:p>
+      <w:pPr>
+        <w:pStyle w:val="BodyText"/>
+        <w:numPr>
+          <w:ilvl w:val="0"/>
+          <w:numId w:val="2"/>
+        </w:numPr>
+        <w:tabs>
+          <w:tab w:val="clear" w:pos="708"/>
+          <w:tab w:val="left" w:pos="0" w:leader="none"/>
+        </w:tabs>
+        <w:spacing w:before="0" w:after="200"/>
+        <w:ind w:hanging="283" w:left="709"/>
+        <w:rPr>
+          <w:rFonts w:ascii="Adwaita Sans" w:hAnsi="Adwaita Sans" w:cs="Courier New"/>
+          <w:sz w:val="24"/>
+          <w:szCs w:val="24"/>
+        </w:rPr>
+      </w:pPr>
+      <w:r>
+        <w:rPr>
+          <w:rFonts w:cs="Courier New" w:ascii="Adwaita Sans" w:hAnsi="Adwaita Sans"/>
+          <w:b/>
+          <w:sz w:val="24"/>
+          <w:szCs w:val="24"/>
+        </w:rPr>
+        <w:t>Пробелы:</w:t>
+      </w:r>
+      <w:r>
+        <w:rPr>
+          <w:rFonts w:cs="Courier New" w:ascii="Adwaita Sans" w:hAnsi="Adwaita Sans"/>
+          <w:sz w:val="24"/>
+          <w:szCs w:val="24"/>
+        </w:rPr>
+        <w:t xml:space="preserve"> Математические операторы и операторы сравнения (</w:t>
+      </w:r>
+      <w:r>
+        <w:rPr>
+          <w:rStyle w:val="Style16"/>
+          <w:rFonts w:ascii="Adwaita Sans" w:hAnsi="Adwaita Sans"/>
+          <w:sz w:val="24"/>
+          <w:szCs w:val="24"/>
+        </w:rPr>
+        <w:t>=</w:t>
+      </w:r>
+      <w:r>
+        <w:rPr>
+          <w:rFonts w:cs="Courier New" w:ascii="Adwaita Sans" w:hAnsi="Adwaita Sans"/>
+          <w:sz w:val="24"/>
+          <w:szCs w:val="24"/>
+        </w:rPr>
+        <w:t xml:space="preserve">, </w:t>
+      </w:r>
+      <w:r>
+        <w:rPr>
+          <w:rStyle w:val="Style16"/>
+          <w:rFonts w:ascii="Adwaita Sans" w:hAnsi="Adwaita Sans"/>
+          <w:sz w:val="24"/>
+          <w:szCs w:val="24"/>
+        </w:rPr>
+        <w:t>&gt;</w:t>
+      </w:r>
+      <w:r>
+        <w:rPr>
+          <w:rFonts w:cs="Courier New" w:ascii="Adwaita Sans" w:hAnsi="Adwaita Sans"/>
+          <w:sz w:val="24"/>
+          <w:szCs w:val="24"/>
+        </w:rPr>
+        <w:t xml:space="preserve">, </w:t>
+      </w:r>
+      <w:r>
+        <w:rPr>
+          <w:rStyle w:val="Style16"/>
+          <w:rFonts w:ascii="Adwaita Sans" w:hAnsi="Adwaita Sans"/>
+          <w:sz w:val="24"/>
+          <w:szCs w:val="24"/>
+        </w:rPr>
+        <w:t>&lt;</w:t>
+      </w:r>
+      <w:r>
+        <w:rPr>
+          <w:rFonts w:cs="Courier New" w:ascii="Adwaita Sans" w:hAnsi="Adwaita Sans"/>
+          <w:sz w:val="24"/>
+          <w:szCs w:val="24"/>
+        </w:rPr>
+        <w:t>) отбиваются пробелами с обеих сторон. Запятые пишутся в конце строки, после запятой ставится пробел (при перечислении в одну строку).</w:t>
+      </w:r>
+    </w:p>
+    <w:p>
+      <w:pPr>
+        <w:pStyle w:val="Normal"/>
+        <w:spacing w:before="0" w:after="200"/>
+        <w:rPr>
+          <w:rFonts w:ascii="Adwaita Sans" w:hAnsi="Adwaita Sans" w:cs="Courier New"/>
+          <w:b/>
+          <w:sz w:val="24"/>
+          <w:szCs w:val="24"/>
+        </w:rPr>
+      </w:pPr>
+      <w:r>
+        <w:rPr>
+          <w:rFonts w:cs="Courier New" w:ascii="Adwaita Sans" w:hAnsi="Adwaita Sans"/>
+          <w:b/>
           <w:sz w:val="24"/>
           <w:szCs w:val="24"/>
         </w:rPr>
@@ -1742,8 +2411,8 @@
         </w:rPr>
         <w:t xml:space="preserve">были получены практические навыки в </w:t>
       </w:r>
-      <w:bookmarkStart w:id="0" w:name="_GoBack"/>
-      <w:bookmarkEnd w:id="0"/>
+      <w:bookmarkStart w:id="1" w:name="_GoBack"/>
+      <w:bookmarkEnd w:id="1"/>
       <w:r>
         <w:rPr>
           <w:rFonts w:cs="Courier New" w:ascii="Adwaita Sans" w:hAnsi="Adwaita Sans"/>
@@ -1766,6 +2435,413 @@
     </w:sectPr>
   </w:body>
 </w:document>
+</file>
+
+<file path=word/numbering.xml><?xml version="1.0" encoding="utf-8"?>
+<w:numbering xmlns:w="http://schemas.openxmlformats.org/wordprocessingml/2006/main" xmlns:o="urn:schemas-microsoft-com:office:office" xmlns:r="http://schemas.openxmlformats.org/officeDocument/2006/relationships" xmlns:v="urn:schemas-microsoft-com:vml" xmlns:mc="http://schemas.openxmlformats.org/markup-compatibility/2006" xmlns:w14="http://schemas.microsoft.com/office/word/2010/wordml" mc:Ignorable="w14">
+  <w:abstractNum w:abstractNumId="1">
+    <w:lvl w:ilvl="0">
+      <w:start w:val="1"/>
+      <w:numFmt w:val="bullet"/>
+      <w:lvlText w:val=""/>
+      <w:lvlJc w:val="left"/>
+      <w:pPr>
+        <w:tabs>
+          <w:tab w:val="num" w:pos="709"/>
+        </w:tabs>
+        <w:ind w:left="709" w:hanging="283"/>
+      </w:pPr>
+      <w:rPr>
+        <w:rFonts w:ascii="Symbol" w:hAnsi="Symbol" w:cs="Symbol" w:hint="default"/>
+      </w:rPr>
+    </w:lvl>
+    <w:lvl w:ilvl="1">
+      <w:start w:val="1"/>
+      <w:numFmt w:val="bullet"/>
+      <w:lvlText w:val=""/>
+      <w:lvlJc w:val="left"/>
+      <w:pPr>
+        <w:tabs>
+          <w:tab w:val="num" w:pos="1418"/>
+        </w:tabs>
+        <w:ind w:left="1418" w:hanging="283"/>
+      </w:pPr>
+      <w:rPr>
+        <w:rFonts w:ascii="Symbol" w:hAnsi="Symbol" w:cs="Symbol" w:hint="default"/>
+      </w:rPr>
+    </w:lvl>
+    <w:lvl w:ilvl="2">
+      <w:start w:val="1"/>
+      <w:numFmt w:val="bullet"/>
+      <w:lvlText w:val=""/>
+      <w:lvlJc w:val="left"/>
+      <w:pPr>
+        <w:tabs>
+          <w:tab w:val="num" w:pos="2127"/>
+        </w:tabs>
+        <w:ind w:left="2127" w:hanging="283"/>
+      </w:pPr>
+      <w:rPr>
+        <w:rFonts w:ascii="Symbol" w:hAnsi="Symbol" w:cs="Symbol" w:hint="default"/>
+      </w:rPr>
+    </w:lvl>
+    <w:lvl w:ilvl="3">
+      <w:start w:val="1"/>
+      <w:numFmt w:val="bullet"/>
+      <w:lvlText w:val=""/>
+      <w:lvlJc w:val="left"/>
+      <w:pPr>
+        <w:tabs>
+          <w:tab w:val="num" w:pos="2836"/>
+        </w:tabs>
+        <w:ind w:left="2836" w:hanging="283"/>
+      </w:pPr>
+      <w:rPr>
+        <w:rFonts w:ascii="Symbol" w:hAnsi="Symbol" w:cs="Symbol" w:hint="default"/>
+      </w:rPr>
+    </w:lvl>
+    <w:lvl w:ilvl="4">
+      <w:start w:val="1"/>
+      <w:numFmt w:val="bullet"/>
+      <w:lvlText w:val=""/>
+      <w:lvlJc w:val="left"/>
+      <w:pPr>
+        <w:tabs>
+          <w:tab w:val="num" w:pos="3545"/>
+        </w:tabs>
+        <w:ind w:left="3545" w:hanging="283"/>
+      </w:pPr>
+      <w:rPr>
+        <w:rFonts w:ascii="Symbol" w:hAnsi="Symbol" w:cs="Symbol" w:hint="default"/>
+      </w:rPr>
+    </w:lvl>
+    <w:lvl w:ilvl="5">
+      <w:start w:val="1"/>
+      <w:numFmt w:val="bullet"/>
+      <w:lvlText w:val=""/>
+      <w:lvlJc w:val="left"/>
+      <w:pPr>
+        <w:tabs>
+          <w:tab w:val="num" w:pos="4254"/>
+        </w:tabs>
+        <w:ind w:left="4254" w:hanging="283"/>
+      </w:pPr>
+      <w:rPr>
+        <w:rFonts w:ascii="Symbol" w:hAnsi="Symbol" w:cs="Symbol" w:hint="default"/>
+      </w:rPr>
+    </w:lvl>
+    <w:lvl w:ilvl="6">
+      <w:start w:val="1"/>
+      <w:numFmt w:val="bullet"/>
+      <w:lvlText w:val=""/>
+      <w:lvlJc w:val="left"/>
+      <w:pPr>
+        <w:tabs>
+          <w:tab w:val="num" w:pos="4963"/>
+        </w:tabs>
+        <w:ind w:left="4963" w:hanging="283"/>
+      </w:pPr>
+      <w:rPr>
+        <w:rFonts w:ascii="Symbol" w:hAnsi="Symbol" w:cs="Symbol" w:hint="default"/>
+      </w:rPr>
+    </w:lvl>
+    <w:lvl w:ilvl="7">
+      <w:start w:val="1"/>
+      <w:numFmt w:val="bullet"/>
+      <w:lvlText w:val=""/>
+      <w:lvlJc w:val="left"/>
+      <w:pPr>
+        <w:tabs>
+          <w:tab w:val="num" w:pos="5672"/>
+        </w:tabs>
+        <w:ind w:left="5672" w:hanging="283"/>
+      </w:pPr>
+      <w:rPr>
+        <w:rFonts w:ascii="Symbol" w:hAnsi="Symbol" w:cs="Symbol" w:hint="default"/>
+      </w:rPr>
+    </w:lvl>
+    <w:lvl w:ilvl="8">
+      <w:start w:val="1"/>
+      <w:numFmt w:val="bullet"/>
+      <w:lvlText w:val=""/>
+      <w:lvlJc w:val="left"/>
+      <w:pPr>
+        <w:tabs>
+          <w:tab w:val="num" w:pos="6381"/>
+        </w:tabs>
+        <w:ind w:left="6381" w:hanging="283"/>
+      </w:pPr>
+      <w:rPr>
+        <w:rFonts w:ascii="Symbol" w:hAnsi="Symbol" w:cs="Symbol" w:hint="default"/>
+      </w:rPr>
+    </w:lvl>
+  </w:abstractNum>
+  <w:abstractNum w:abstractNumId="2">
+    <w:lvl w:ilvl="0">
+      <w:start w:val="1"/>
+      <w:numFmt w:val="bullet"/>
+      <w:lvlText w:val=""/>
+      <w:lvlJc w:val="left"/>
+      <w:pPr>
+        <w:tabs>
+          <w:tab w:val="num" w:pos="709"/>
+        </w:tabs>
+        <w:ind w:left="709" w:hanging="283"/>
+      </w:pPr>
+      <w:rPr>
+        <w:rFonts w:ascii="Symbol" w:hAnsi="Symbol" w:cs="Symbol" w:hint="default"/>
+      </w:rPr>
+    </w:lvl>
+    <w:lvl w:ilvl="1">
+      <w:start w:val="1"/>
+      <w:numFmt w:val="bullet"/>
+      <w:lvlText w:val=""/>
+      <w:lvlJc w:val="left"/>
+      <w:pPr>
+        <w:tabs>
+          <w:tab w:val="num" w:pos="1418"/>
+        </w:tabs>
+        <w:ind w:left="1418" w:hanging="283"/>
+      </w:pPr>
+      <w:rPr>
+        <w:rFonts w:ascii="Symbol" w:hAnsi="Symbol" w:cs="Symbol" w:hint="default"/>
+      </w:rPr>
+    </w:lvl>
+    <w:lvl w:ilvl="2">
+      <w:start w:val="1"/>
+      <w:numFmt w:val="bullet"/>
+      <w:lvlText w:val=""/>
+      <w:lvlJc w:val="left"/>
+      <w:pPr>
+        <w:tabs>
+          <w:tab w:val="num" w:pos="2127"/>
+        </w:tabs>
+        <w:ind w:left="2127" w:hanging="283"/>
+      </w:pPr>
+      <w:rPr>
+        <w:rFonts w:ascii="Symbol" w:hAnsi="Symbol" w:cs="Symbol" w:hint="default"/>
+      </w:rPr>
+    </w:lvl>
+    <w:lvl w:ilvl="3">
+      <w:start w:val="1"/>
+      <w:numFmt w:val="bullet"/>
+      <w:lvlText w:val=""/>
+      <w:lvlJc w:val="left"/>
+      <w:pPr>
+        <w:tabs>
+          <w:tab w:val="num" w:pos="2836"/>
+        </w:tabs>
+        <w:ind w:left="2836" w:hanging="283"/>
+      </w:pPr>
+      <w:rPr>
+        <w:rFonts w:ascii="Symbol" w:hAnsi="Symbol" w:cs="Symbol" w:hint="default"/>
+      </w:rPr>
+    </w:lvl>
+    <w:lvl w:ilvl="4">
+      <w:start w:val="1"/>
+      <w:numFmt w:val="bullet"/>
+      <w:lvlText w:val=""/>
+      <w:lvlJc w:val="left"/>
+      <w:pPr>
+        <w:tabs>
+          <w:tab w:val="num" w:pos="3545"/>
+        </w:tabs>
+        <w:ind w:left="3545" w:hanging="283"/>
+      </w:pPr>
+      <w:rPr>
+        <w:rFonts w:ascii="Symbol" w:hAnsi="Symbol" w:cs="Symbol" w:hint="default"/>
+      </w:rPr>
+    </w:lvl>
+    <w:lvl w:ilvl="5">
+      <w:start w:val="1"/>
+      <w:numFmt w:val="bullet"/>
+      <w:lvlText w:val=""/>
+      <w:lvlJc w:val="left"/>
+      <w:pPr>
+        <w:tabs>
+          <w:tab w:val="num" w:pos="4254"/>
+        </w:tabs>
+        <w:ind w:left="4254" w:hanging="283"/>
+      </w:pPr>
+      <w:rPr>
+        <w:rFonts w:ascii="Symbol" w:hAnsi="Symbol" w:cs="Symbol" w:hint="default"/>
+      </w:rPr>
+    </w:lvl>
+    <w:lvl w:ilvl="6">
+      <w:start w:val="1"/>
+      <w:numFmt w:val="bullet"/>
+      <w:lvlText w:val=""/>
+      <w:lvlJc w:val="left"/>
+      <w:pPr>
+        <w:tabs>
+          <w:tab w:val="num" w:pos="4963"/>
+        </w:tabs>
+        <w:ind w:left="4963" w:hanging="283"/>
+      </w:pPr>
+      <w:rPr>
+        <w:rFonts w:ascii="Symbol" w:hAnsi="Symbol" w:cs="Symbol" w:hint="default"/>
+      </w:rPr>
+    </w:lvl>
+    <w:lvl w:ilvl="7">
+      <w:start w:val="1"/>
+      <w:numFmt w:val="bullet"/>
+      <w:lvlText w:val=""/>
+      <w:lvlJc w:val="left"/>
+      <w:pPr>
+        <w:tabs>
+          <w:tab w:val="num" w:pos="5672"/>
+        </w:tabs>
+        <w:ind w:left="5672" w:hanging="283"/>
+      </w:pPr>
+      <w:rPr>
+        <w:rFonts w:ascii="Symbol" w:hAnsi="Symbol" w:cs="Symbol" w:hint="default"/>
+      </w:rPr>
+    </w:lvl>
+    <w:lvl w:ilvl="8">
+      <w:start w:val="1"/>
+      <w:numFmt w:val="bullet"/>
+      <w:lvlText w:val=""/>
+      <w:lvlJc w:val="left"/>
+      <w:pPr>
+        <w:tabs>
+          <w:tab w:val="num" w:pos="6381"/>
+        </w:tabs>
+        <w:ind w:left="6381" w:hanging="283"/>
+      </w:pPr>
+      <w:rPr>
+        <w:rFonts w:ascii="Symbol" w:hAnsi="Symbol" w:cs="Symbol" w:hint="default"/>
+      </w:rPr>
+    </w:lvl>
+  </w:abstractNum>
+  <w:abstractNum w:abstractNumId="3">
+    <w:lvl w:ilvl="0">
+      <w:start w:val="1"/>
+      <w:numFmt w:val="none"/>
+      <w:suff w:val="nothing"/>
+      <w:lvlText w:val=""/>
+      <w:lvlJc w:val="left"/>
+      <w:pPr>
+        <w:tabs>
+          <w:tab w:val="num" w:pos="0"/>
+        </w:tabs>
+        <w:ind w:left="0" w:hanging="0"/>
+      </w:pPr>
+    </w:lvl>
+    <w:lvl w:ilvl="1">
+      <w:start w:val="1"/>
+      <w:numFmt w:val="none"/>
+      <w:suff w:val="nothing"/>
+      <w:lvlText w:val=""/>
+      <w:lvlJc w:val="left"/>
+      <w:pPr>
+        <w:tabs>
+          <w:tab w:val="num" w:pos="0"/>
+        </w:tabs>
+        <w:ind w:left="0" w:hanging="0"/>
+      </w:pPr>
+    </w:lvl>
+    <w:lvl w:ilvl="2">
+      <w:start w:val="1"/>
+      <w:numFmt w:val="none"/>
+      <w:suff w:val="nothing"/>
+      <w:lvlText w:val=""/>
+      <w:lvlJc w:val="left"/>
+      <w:pPr>
+        <w:tabs>
+          <w:tab w:val="num" w:pos="0"/>
+        </w:tabs>
+        <w:ind w:left="0" w:hanging="0"/>
+      </w:pPr>
+    </w:lvl>
+    <w:lvl w:ilvl="3">
+      <w:start w:val="1"/>
+      <w:numFmt w:val="none"/>
+      <w:suff w:val="nothing"/>
+      <w:lvlText w:val=""/>
+      <w:lvlJc w:val="left"/>
+      <w:pPr>
+        <w:tabs>
+          <w:tab w:val="num" w:pos="0"/>
+        </w:tabs>
+        <w:ind w:left="0" w:hanging="0"/>
+      </w:pPr>
+    </w:lvl>
+    <w:lvl w:ilvl="4">
+      <w:start w:val="1"/>
+      <w:numFmt w:val="none"/>
+      <w:suff w:val="nothing"/>
+      <w:lvlText w:val=""/>
+      <w:lvlJc w:val="left"/>
+      <w:pPr>
+        <w:tabs>
+          <w:tab w:val="num" w:pos="0"/>
+        </w:tabs>
+        <w:ind w:left="0" w:hanging="0"/>
+      </w:pPr>
+    </w:lvl>
+    <w:lvl w:ilvl="5">
+      <w:start w:val="1"/>
+      <w:numFmt w:val="none"/>
+      <w:suff w:val="nothing"/>
+      <w:lvlText w:val=""/>
+      <w:lvlJc w:val="left"/>
+      <w:pPr>
+        <w:tabs>
+          <w:tab w:val="num" w:pos="0"/>
+        </w:tabs>
+        <w:ind w:left="0" w:hanging="0"/>
+      </w:pPr>
+    </w:lvl>
+    <w:lvl w:ilvl="6">
+      <w:start w:val="1"/>
+      <w:numFmt w:val="none"/>
+      <w:suff w:val="nothing"/>
+      <w:lvlText w:val=""/>
+      <w:lvlJc w:val="left"/>
+      <w:pPr>
+        <w:tabs>
+          <w:tab w:val="num" w:pos="0"/>
+        </w:tabs>
+        <w:ind w:left="0" w:hanging="0"/>
+      </w:pPr>
+    </w:lvl>
+    <w:lvl w:ilvl="7">
+      <w:start w:val="1"/>
+      <w:numFmt w:val="none"/>
+      <w:suff w:val="nothing"/>
+      <w:lvlText w:val=""/>
+      <w:lvlJc w:val="left"/>
+      <w:pPr>
+        <w:tabs>
+          <w:tab w:val="num" w:pos="0"/>
+        </w:tabs>
+        <w:ind w:left="0" w:hanging="0"/>
+      </w:pPr>
+    </w:lvl>
+    <w:lvl w:ilvl="8">
+      <w:start w:val="1"/>
+      <w:numFmt w:val="none"/>
+      <w:suff w:val="nothing"/>
+      <w:lvlText w:val=""/>
+      <w:lvlJc w:val="left"/>
+      <w:pPr>
+        <w:tabs>
+          <w:tab w:val="num" w:pos="0"/>
+        </w:tabs>
+        <w:ind w:left="0" w:hanging="0"/>
+      </w:pPr>
+    </w:lvl>
+  </w:abstractNum>
+  <w:num w:numId="1">
+    <w:abstractNumId w:val="1"/>
+  </w:num>
+  <w:num w:numId="2">
+    <w:abstractNumId w:val="2"/>
+  </w:num>
+  <w:num w:numId="3">
+    <w:abstractNumId w:val="3"/>
+  </w:num>
+</w:numbering>
 </file>
 
 <file path=word/styles.xml><?xml version="1.0" encoding="utf-8"?>
@@ -1998,7 +3074,21 @@
     <w:rsid w:val="005f2225"/>
     <w:rPr/>
   </w:style>
-  <w:style w:type="paragraph" w:styleId="Style15">
+  <w:style w:type="character" w:styleId="Style15">
+    <w:name w:val="Маркеры"/>
+    <w:qFormat/>
+    <w:rPr>
+      <w:rFonts w:ascii="OpenSymbol" w:hAnsi="OpenSymbol" w:eastAsia="OpenSymbol" w:cs="OpenSymbol"/>
+    </w:rPr>
+  </w:style>
+  <w:style w:type="character" w:styleId="Style16">
+    <w:name w:val="Исходный текст"/>
+    <w:qFormat/>
+    <w:rPr>
+      <w:rFonts w:ascii="Liberation Mono" w:hAnsi="Liberation Mono" w:eastAsia="Liberation Mono" w:cs="Liberation Mono"/>
+    </w:rPr>
+  </w:style>
+  <w:style w:type="paragraph" w:styleId="Style17">
     <w:name w:val="Заголовок"/>
     <w:basedOn w:val="Normal"/>
     <w:next w:val="BodyText"/>
@@ -2045,7 +3135,7 @@
       <w:szCs w:val="24"/>
     </w:rPr>
   </w:style>
-  <w:style w:type="paragraph" w:styleId="Style16">
+  <w:style w:type="paragraph" w:styleId="Style18">
     <w:name w:val="Указатель"/>
     <w:basedOn w:val="Normal"/>
     <w:qFormat/>
@@ -2100,7 +3190,7 @@
       <w:szCs w:val="16"/>
     </w:rPr>
   </w:style>
-  <w:style w:type="numbering" w:styleId="Style17" w:default="1">
+  <w:style w:type="numbering" w:styleId="Style19" w:default="1">
     <w:name w:val="Без списка"/>
     <w:uiPriority w:val="99"/>
     <w:semiHidden/>
